--- a/交付成果/第三轮修订版/第三轮4周版/读书会25_随念修习全系列（七随念与食厌想）_4周资料包（第三版修订）/Word版/第4周_不净随念·食厌想与从止转观_学员版.docx
+++ b/交付成果/第三轮修订版/第三轮4周版/读书会25_随念修习全系列（七随念与食厌想）_4周资料包（第三版修订）/Word版/第4周_不净随念·食厌想与从止转观_学员版.docx
@@ -1165,7 +1165,19 @@
         <w:rPr>
           <w:b w:val="0"/>
         </w:rPr>
-        <w:t>安般引导）。转写为语音识别原始稿，讹字多（「不进水面／净月处」＝不净业处、「不敬／不进」＝不净、「可验」＝可厌、「出产／畜产／正得附近水面的出产」＝初禅／证得近行定的初禅、「三色身分」＝三十二身分、「随练／是随练／碎念／水年」＝死随念、「夜」＝业、「受尽而死」＝寿尽而死、「非时时」＝非时死），一律照录保留；朗读时可直接念正确名相或跳过不通句。</w:t>
+        <w:t>安般引导）。转写为语音识别原始稿，讹字多（「不进水面／净月处」＝不净业处、「不敬／不进」＝不净、「可验」＝可厌、「出产／畜产／正得附近水面的出产」＝初禅／证得近行定的初禅、「三色身分」＝三十二身分、「随练／是随练／碎念／水年」＝死随念、「夜」＝业、「受尽而死」＝寿尽而死、「非时时」＝非时死）——</w:t>
+      </w:r>
+      <w:r>
+        <w:rPr>
+          <w:b/>
+        </w:rPr>
+        <w:t>第三轮·统一校订已在正文将上述讹字改直用正字</w:t>
+      </w:r>
+      <w:r>
+        <w:rPr>
+          <w:b w:val="0"/>
+        </w:rPr>
+        <w:t>；朗读时直接念正字或跳过不通句。</w:t>
       </w:r>
     </w:p>
     <w:p>
@@ -1254,22 +1266,22 @@
         <w:rPr>
           <w:b w:val="0"/>
         </w:rPr>
-        <w:t>[00:00:49.120] 我们今天来再学习啊，两个啊不，这个护卫野处哈。不为产的业出啊，一个是不进水面，一个是是水面啊。呃，不净月处呢，它也有两种。修法哈，一种是止禅的不净业处，一种是观禅的不净业处。那修习止禅的不净业处呢？啊，我们是可以证得啊，这个出产。啊。呃。那观察呢，是要去观修观好。嗯。呃，这个不进月出呢，啊，我们叫不进随念呢，它是要配合死随念来啊。啊，那么我们后面会再学习三色身分，叫做厌恶桌椅啊。那修行这个啊，</w:t>
-      </w:r>
-    </w:p>
-    <w:p>
-      <w:pPr>
-        <w:ind w:left="170"/>
-        <w:pBdr>
-          <w:left w:val="single" w:sz="18" w:space="4" w:color="1E4620"/>
-        </w:pBdr>
-        <w:shd w:val="clear" w:fill="F2F5FA"/>
-      </w:pPr>
-      <w:r>
-        <w:rPr>
-          <w:b w:val="0"/>
-        </w:rPr>
-        <w:t>[00:01:50.480] 不净业处的时候呢，同样的，跟那个慈金禅一样的，就是同性只能观想同性的尸体哈。啊，女性长久者只能观想女性的尸体，男性长就者只能观想男性的尸体啊。嗯。呃。这个在清净道论里面，对于修习不净啊。这个业处的指示呢啊，它有两种啊，一种呢，就是你已经挣得了入住习练市场，或者白天第四场啊，那你可以借助市场的力量啊力量来修习不尽。啊，那你就很容易啊这个能够。啊，正得附近水面的出产。那我们如果还没有正的啊采纳啊。啊，可以不进水面呢，纯粹是，所以来休息啊，护卫来用啊。啊。</w:t>
+        <w:t>[00:00:49.120] 我们今天来再学习啊，两个啊不，这个护卫业处哈。不净的业处啊，一个是不净业处，一个是不净随念啊。呃，不净业处呢，它也有两种。修法哈，一种是止禅的不净业处，一种是观禅的不净业处。那修习止禅的不净业处呢？啊，我们是可以证得啊，这个初禅。啊。呃。那观察呢，是要去观修观好。嗯。呃，这个不净业处呢，啊，我们叫不净随念呢，它是要配合死随念来啊。啊，那么我们后面会再学习三十二身分，叫做厌恶省思啊。那修行这个啊，</w:t>
+      </w:r>
+    </w:p>
+    <w:p>
+      <w:pPr>
+        <w:ind w:left="170"/>
+        <w:pBdr>
+          <w:left w:val="single" w:sz="18" w:space="4" w:color="1E4620"/>
+        </w:pBdr>
+        <w:shd w:val="clear" w:fill="F2F5FA"/>
+      </w:pPr>
+      <w:r>
+        <w:rPr>
+          <w:b w:val="0"/>
+        </w:rPr>
+        <w:t>[00:01:50.480] 不净业处的时候呢，同样的，跟那个慈金禅一样的，就是同性只能观想同性的尸体哈。啊，女性长久者只能观想女性的尸体，男性长就者只能观想男性的尸体啊。嗯。呃。这个在清净道论里面，对于修习不净啊。这个业处的指示呢啊，它有两种啊，一种呢，就是你已经挣得了入住习练市场，或者白天第四场啊，那你可以借助禅那的力量啊力量来修习不净。啊，那你就很容易啊这个能够。啊，证得不净业处的初禅。那我们如果还没有正的啊采纳啊。啊，可以不进水面呢，纯粹是，所以来休息啊，护卫来用啊。啊。</w:t>
       </w:r>
     </w:p>
     <w:p>
@@ -1374,7 +1386,7 @@
         <w:rPr>
           <w:b w:val="0"/>
         </w:rPr>
-        <w:t>[00:07:19.760] 啊，我们只要啊，在你内心里面能看到这具尸体。它是不进的。啊，它是可验的啊。那没有人，你再亲爱的人啊，都不会想着把他的尸体放在你的床边啊，放在你的。客厅摆着啊。因为它是不敬的啊，它是可厌的啊，就这样，所以它是可厌可厌可啊不敬不敬不敬然后。让他在你内心里面这种不敬和可厌的这种感觉升起来啊，对于还没有采纳的人，基本上就是啊，不做是一种不错的一种状态啊。啊，当有这种状态起来的时候，我们就可以接着下来修行随念啊。</w:t>
+        <w:t>[00:07:19.760] 啊，我们只要啊，在你内心里面能看到这具尸体。它是不进的。啊，它是可厌的啊。那没有人，你再亲爱的人啊，都不会想着把他的尸体放在你的床边啊，放在你的。客厅摆着啊。因为它是不敬的啊，它是可厌的啊，就这样，所以它是可厌可厌可啊不敬不敬不敬然后。让他在你内心里面这种不敬和可厌的这种感觉升起来啊，对于还没有采纳的人，基本上就是啊，不做是一种不错的一种状态啊。啊，当有这种状态起来的时候，我们就可以接着下来修行随念啊。</w:t>
       </w:r>
     </w:p>
     <w:p>
@@ -1434,22 +1446,22 @@
         <w:rPr>
           <w:b w:val="0"/>
         </w:rPr>
-        <w:t>[00:12:44.180] 啊，随着那具尸体在你内心中啊清晰的呈现，知道它是不敬。它是可验的，那我们接下来就转修啊，是随练。</w:t>
-      </w:r>
-    </w:p>
-    <w:p>
-      <w:pPr>
-        <w:ind w:left="170"/>
-        <w:pBdr>
-          <w:left w:val="single" w:sz="18" w:space="4" w:color="1E4620"/>
-        </w:pBdr>
-        <w:shd w:val="clear" w:fill="F2F5FA"/>
-      </w:pPr>
-      <w:r>
-        <w:rPr>
-          <w:b w:val="0"/>
-        </w:rPr>
-        <w:t>[00:12:57.860] 啊，但是碎念我们在第一天已经讲过啊。那一切的生命呢？他都会死啊。死呢，是生命的终结。但是，随念呢，不是修那个阿拉汉的，正断死。阿拉汉死亡以后，他不会再绝生。嗯，它也不是我们名色法的刹那，刹那生灭的这种事。也不像是一棵树枯了啊，它就不会再挣扎了这种事。啊，手碎链呢是指。轮回的友情，生命的这种一个阶段的生命的终结。啊，命根的中断，我们称为叫友情的死亡。啊，嗯。</w:t>
+        <w:t>[00:12:44.180] 啊，随着那具尸体在你内心中啊清晰的呈现，知道它是不敬。它是可厌的，那我们接下来就转修啊，死随念。</w:t>
+      </w:r>
+    </w:p>
+    <w:p>
+      <w:pPr>
+        <w:ind w:left="170"/>
+        <w:pBdr>
+          <w:left w:val="single" w:sz="18" w:space="4" w:color="1E4620"/>
+        </w:pBdr>
+        <w:shd w:val="clear" w:fill="F2F5FA"/>
+      </w:pPr>
+      <w:r>
+        <w:rPr>
+          <w:b w:val="0"/>
+        </w:rPr>
+        <w:t>[00:12:57.860] 啊，但是死随念我们在第一天已经讲过啊。那一切的生命呢？他都会死啊。死呢，是生命的终结。但是，随念呢，不是修那个阿拉汉的，正断死。阿拉汉死亡以后，他不会再结生。嗯，它也不是我们名色法的刹那，刹那生灭的这种事。也不像是一棵树枯了啊，它就不会再挣扎了这种事。啊，手碎链呢是指。轮回的友情，生命的这种一个阶段的生命的终结。啊，命根的中断，我们称为叫友情的死亡。啊，嗯。</w:t>
       </w:r>
     </w:p>
     <w:p>
@@ -1494,7 +1506,7 @@
         <w:rPr>
           <w:b w:val="0"/>
         </w:rPr>
-        <w:t>[00:15:03.160] 还有一种是夜和寿啊俱尽啊，啊夜也结束了啊，寿命也到了啊，有夜寿俱尽啊，还有一种呢就是非时时啊。啊，就是由于毁坏业成熟，就是他的业也没有到，他的寿命也没有到啊，他突然死，好，就我们讲横死。啊，这个异常情况死亡啊，由于啊，灾难啊，由于这个车祸啊，由于这种疾病啊。啊，出现了死亡啊，最终毁坏液导致的死亡。那。</w:t>
+        <w:t>[00:15:03.160] 还有一种是业和寿啊俱尽啊，啊业也结束了啊，寿命也到了啊，有业寿俱尽啊，还有一种呢就是非时死啊。啊，就是由于毁坏业成熟，就是他的业也没有到，他的寿命也没有到啊，他突然死，好，就我们讲横死。啊，这个异常情况死亡啊，由于啊，灾难啊，由于这个车祸啊，由于这种疾病啊。啊，出现了死亡啊，最终毁坏液导致的死亡。那。</w:t>
       </w:r>
     </w:p>
     <w:p>
@@ -3089,7 +3101,19 @@
         <w:rPr>
           <w:b w:val="0"/>
         </w:rPr>
-        <w:t>，自 [00:00:03] 起逐项展开十种观察方式，末段 [00:14:44]–[00:15:02] 提示「正对治·不对机者勿用」。转写为语音识别原始稿，讹字多（「实验想」＝食厌想、「戒醒思」＝界省思、「厌恶醒思」＝厌恶省思），一律照录保留；朗读时可直接念正确名相或跳过不通句。</w:t>
+        <w:t>，自 [00:00:03] 起逐项展开十种观察方式，末段 [00:14:44]–[00:15:02] 提示「正对治·不对机者勿用」。转写为语音识别原始稿，讹字多（「实验想」＝食厌想、「戒醒思」＝界省思、「厌恶醒思」＝厌恶省思）——</w:t>
+      </w:r>
+      <w:r>
+        <w:rPr>
+          <w:b/>
+        </w:rPr>
+        <w:t>第三轮·统一校订已在正文将上述讹字改直用正字</w:t>
+      </w:r>
+      <w:r>
+        <w:rPr>
+          <w:b w:val="0"/>
+        </w:rPr>
+        <w:t>；朗读时直接念正字或跳过不通句。</w:t>
       </w:r>
     </w:p>
     <w:p>
@@ -3166,37 +3190,37 @@
         <w:rPr>
           <w:b w:val="0"/>
         </w:rPr>
-        <w:t>[00:00:03.080] 好，那我们在四十种业处里面呢，佛陀有教导一种业处叫实验想。实验想就是贪吃的人，这个要练习的哦。啊，那。就实验想呢，你可以啊，任何一种方式呢，我们佛陀教的十种方式，你可以以任何一种方式来思维啊，这个食物哈，获得食物的这种啊，这个这个这个厌恶可厌啊，而从而呢，对这个贪吃呢啊，不会这个持续啊。那简单来讲呢，就是这个，</w:t>
-      </w:r>
-    </w:p>
-    <w:p>
-      <w:pPr>
-        <w:ind w:left="170"/>
-        <w:pBdr>
-          <w:left w:val="single" w:sz="18" w:space="4" w:color="1E4620"/>
-        </w:pBdr>
-        <w:shd w:val="clear" w:fill="F2F5FA"/>
-      </w:pPr>
-      <w:r>
-        <w:rPr>
-          <w:b w:val="0"/>
-        </w:rPr>
-        <w:t>[00:00:44.150] 它有两种，一种叫戒醒思啊，一种叫厌恶醒思。好，那戒醒思呢，就是从世界的角度就事物进入我们身体啊，变成血和肉。但是呢，食物本身并不知道这个事情发生，身体也不知道食物帮助自己存续和成长，因为食物和身体它互不关心啊，互不期待，他们只是由世界组成啊。</w:t>
-      </w:r>
-    </w:p>
-    <w:p>
-      <w:pPr>
-        <w:ind w:left="170"/>
-        <w:pBdr>
-          <w:left w:val="single" w:sz="18" w:space="4" w:color="1E4620"/>
-        </w:pBdr>
-        <w:shd w:val="clear" w:fill="F2F5FA"/>
-      </w:pPr>
-      <w:r>
-        <w:rPr>
-          <w:b w:val="0"/>
-        </w:rPr>
-        <w:t>[00:01:08.200] 那么这样的醒思呢，就去除我在吃的这种啊这种这种错见。那么厌恶醒思呢，就是食物被食用前呢，它是有些是美观的是干净的哦。那么进入胃以后呢，它混入了我们的胆汁啊，糖啊啊，变得跟狗的呕吐物一样啊。那被继续消化以后呢，变成粪便，那极度的可厌。那么这样的醒思呢，就可以去除对食物的贪欲啊。</w:t>
+        <w:t>[00:00:03.080] 好，那我们在四十种业处里面呢，佛陀有教导一种业处叫食厌想。食厌想就是贪吃的人，这个要练习的哦。啊，那。就食厌想呢，你可以啊，任何一种方式呢，我们佛陀教的十种方式，你可以以任何一种方式来思维啊，这个食物哈，获得食物的这种啊，这个这个这个厌恶可厌啊，而从而呢，对这个贪吃呢啊，不会这个持续啊。那简单来讲呢，就是这个，</w:t>
+      </w:r>
+    </w:p>
+    <w:p>
+      <w:pPr>
+        <w:ind w:left="170"/>
+        <w:pBdr>
+          <w:left w:val="single" w:sz="18" w:space="4" w:color="1E4620"/>
+        </w:pBdr>
+        <w:shd w:val="clear" w:fill="F2F5FA"/>
+      </w:pPr>
+      <w:r>
+        <w:rPr>
+          <w:b w:val="0"/>
+        </w:rPr>
+        <w:t>[00:00:44.150] 它有两种，一种叫界省思啊，一种叫厌恶省思。好，那界省思呢，就是从世界的角度就事物进入我们身体啊，变成血和肉。但是呢，食物本身并不知道这个事情发生，身体也不知道食物帮助自己存续和成长，因为食物和身体它互不关心啊，互不期待，他们只是由世界组成啊。</w:t>
+      </w:r>
+    </w:p>
+    <w:p>
+      <w:pPr>
+        <w:ind w:left="170"/>
+        <w:pBdr>
+          <w:left w:val="single" w:sz="18" w:space="4" w:color="1E4620"/>
+        </w:pBdr>
+        <w:shd w:val="clear" w:fill="F2F5FA"/>
+      </w:pPr>
+      <w:r>
+        <w:rPr>
+          <w:b w:val="0"/>
+        </w:rPr>
+        <w:t>[00:01:08.200] 那么这样的醒思呢，就去除我在吃的这种啊这种这种错见。那么厌恶省思呢，就是食物被食用前呢，它是有些是美观的是干净的哦。那么进入胃以后呢，它混入了我们的胆汁啊，糖啊啊，变得跟狗的呕吐物一样啊。那被继续消化以后呢，变成粪便，那极度的可厌。那么这样的醒思呢，就可以去除对食物的贪欲啊。</w:t>
       </w:r>
     </w:p>
     <w:p>
@@ -3316,7 +3340,7 @@
         <w:rPr>
           <w:b w:val="0"/>
         </w:rPr>
-        <w:t>[00:04:33.155] 好啊，路上呢，你还能够碰到各种各样的这个脏东西，然后你必须踩它哦好。那你为了饮食呢，就是要这样的经历，然后这样去观察说啊，哎呀，吃饭多麻烦呐，多么可厌的饮食啊，对吧？好，那第二个呢，就以便球而观察好这个这个现在呢，这个啊，这个这个日子比较好过了，好，这个这个女孩子容易拖到饮食啊哦，在贫穷的时候呢。</w:t>
+        <w:t>[00:04:33.155] 好啊，路上呢，你还能够碰到各种各样的这个脏东西，然后你必须踩它哦好。那你为了饮食呢，就是要这样的经历，然后这样去观察说啊，哎呀，吃饭多麻烦呐，多么可厌的饮食啊，对吧？好，那第二个呢，就遍求而观察好这个这个现在呢，这个啊，这个这个日子比较好过了，好，这个这个女孩子容易拖到饮食啊哦，在贫穷的时候呢。</w:t>
       </w:r>
     </w:p>
     <w:p>
@@ -3406,7 +3430,7 @@
         <w:rPr>
           <w:b w:val="0"/>
         </w:rPr>
-        <w:t>[00:06:57.620] 从受宴的角度上，没有什么美好的食物，对吧？对，然后呢，他们这个为了这个来确认这个你的这个饮食的这个可验啊，就在这个便盆里面装食物啊，那大家来吃吃看，其实呢，就讲说哦，你这个好恶心啊，怎么在这个便盆里面装食物呢，那其实呢。你这身体就是个便盆嘛，对不对？你的身体不就是个便盆嘛？还有说哦，那个很恶心啊，就便盆吃进去，你自己本身就是个便盆。那但我们每天就是这样吃了，所以你在吃食物的时候，你就是我就是个便盆。吃食物你还会不会对食物非常有兴趣呢？</w:t>
+        <w:t>[00:06:57.620] 从受宴的角度上，没有什么美好的食物，对吧？对，然后呢，他们这个为了这个来确认这个你的这个饮食的这个可厌啊，就在这个便盆里面装食物啊，那大家来吃吃看，其实呢，就讲说哦，你这个好恶心啊，怎么在这个便盆里面装食物呢，那其实呢。你这身体就是个便盆嘛，对不对？你的身体不就是个便盆嘛？还有说哦，那个很恶心啊，就便盆吃进去，你自己本身就是个便盆。那但我们每天就是这样吃了，所以你在吃食物的时候，你就是我就是个便盆。吃食物你还会不会对食物非常有兴趣呢？</w:t>
       </w:r>
     </w:p>
     <w:p>
@@ -3481,7 +3505,7 @@
         <w:rPr>
           <w:b w:val="0"/>
         </w:rPr>
-        <w:t>[00:09:02.810] 如果吃了十岁饮食的孩子，则他的食物储存好像十年未洗的粪桶。好。那就是你的胃呢，就是这个你活多少岁就多少岁都没洗过的那个粪坑一样的哦。所以，乃至吃了一百岁的人，他的食物储藏处呢，就好像一百年没有洗的粪桶，他必须这样的依储藏处而观察事物的可验好。</w:t>
+        <w:t>[00:09:02.810] 如果吃了十岁饮食的孩子，则他的食物储存好像十年未洗的粪桶。好。那就是你的胃呢，就是这个你活多少岁就多少岁都没洗过的那个粪坑一样的哦。所以，乃至吃了一百岁的人，他的食物储藏处呢，就好像一百年没有洗的粪桶，他必须这样的依储藏处而观察事物的可厌好。</w:t>
       </w:r>
     </w:p>
     <w:p>
@@ -3541,7 +3565,7 @@
         <w:rPr>
           <w:b w:val="0"/>
         </w:rPr>
-        <w:t>[00:11:06.280] 第八呢，是以结果啊，饮食得以适当的消化，其结果产生头发生毛指甲牙齿等等啊，种种污垢。牙齿不能获得适当的消化呢，就会产生沦癣、疥癣啊，天花染病啊，耐病瘟疫啊，肺痨咳嗽痢疾等数百种病，这便是食的结果。所以他应该这样依果而观察，食的可验。</w:t>
+        <w:t>[00:11:06.280] 第八呢，是以结果啊，饮食得以适当的消化，其结果产生头发生毛指甲牙齿等等啊，种种污垢。牙齿不能获得适当的消化呢，就会产生沦癣、疥癣啊，天花染病啊，耐病瘟疫啊，肺痨咳嗽痢疾等数百种病，这便是食的结果。所以他应该这样依果而观察，食的可厌。</w:t>
       </w:r>
     </w:p>
     <w:p>
@@ -3661,7 +3685,7 @@
         <w:rPr>
           <w:b w:val="0"/>
         </w:rPr>
-        <w:t>[00:15:02.420] 啊，你是一个贪吃的人啊，就可以用这十种方式来观察。那么当然呢，如果本来你胃口就不好，那你就把今天早上我讲的忘记掉，不然你可能中午回去呢就不想吃啊，就不想吃好几天都不吃啊，那也饿肚子也不好。所以我们法类呢，佛陀教导的法类就是正对治啊，啊，那你有这个就可以用上，你没有这个就不一定用上好。好OK，那我们这个啊。这个这个对于这个实验想呢啊，我们就休息到这里，好好我们今。</w:t>
+        <w:t>[00:15:02.420] 啊，你是一个贪吃的人啊，就可以用这十种方式来观察。那么当然呢，如果本来你胃口就不好，那你就把今天早上我讲的忘记掉，不然你可能中午回去呢就不想吃啊，就不想吃好几天都不吃啊，那也饿肚子也不好。所以我们法类呢，佛陀教导的法类就是正对治啊，啊，那你有这个就可以用上，你没有这个就不一定用上好。好OK，那我们这个啊。这个这个对于这个食厌想呢啊，我们就休息到这里，好好我们今。</w:t>
       </w:r>
     </w:p>
     <w:p>
@@ -5760,7 +5784,7 @@
         <w:rPr>
           <w:b w:val="0"/>
         </w:rPr>
-        <w:t>[00:00:08.860] 我们昨天呢学习这个三归一哈。啊。我们讲到了。</w:t>
+        <w:t>[00:00:08.860] 我们昨天呢学习这个三皈依哈。啊。我们讲到了。</w:t>
       </w:r>
     </w:p>
     <w:p>
@@ -5790,7 +5814,7 @@
         <w:rPr>
           <w:b w:val="0"/>
         </w:rPr>
-        <w:t>[00:00:26.440] 皈依？什么是皈依呢？啊。皈依呢，把你叫萨拉呢啊萨拉那呢？他就是有他杀的意思。啊。他这个他的他杀的意思就是杀杀人呢，叫他杀。啊。那么他杀呢？是什么意思呢？就是就如他杀为皈依处，就是指以皈依者由其皈依而杀害、破坏、除去、消灭他的。恐惧怖畏战栗啊，痛苦恶趣和烦恼的意思。修于你皈依的佛陀啊，然后就能够杀害我们的恐怖，杀害我们的烦恼，杀害我们的痛苦，杀害我们去恶趣的可能啊。所以他这个萨拉拉呢，它有这个他杀的意思。或者呢，由他转起利益与遮止不利而杀害诸有情的部位为佛陀？</w:t>
+        <w:t>[00:00:26.440] 皈依？什么是皈依呢？啊。皈依呢，把你叫萨拉呢啊萨拉那呢？他就是有他杀的意思。啊。他这个他的他杀的意思就是杀杀人呢，叫他杀。啊。那么他杀呢？是什么意思呢？就是就如他杀为皈依处，就是指以皈依者由其皈依而杀害、破坏、除去、消灭他的。恐惧怖畏战栗啊，痛苦恶趣和烦恼的意思。修于你皈依的佛陀啊，然后就能够杀害我们的恐怖，杀害我们的烦恼，杀害我们的痛苦，杀害我们去恶趣的可能啊。所以这个 saraṇa 呢，它有这个杀害的意思。或者呢，由他转起利益与遮止不利而杀害诸有情的怖畏为佛陀？</w:t>
       </w:r>
     </w:p>
     <w:p>
@@ -5820,22 +5844,22 @@
         <w:rPr>
           <w:b w:val="0"/>
         </w:rPr>
-        <w:t>[00:02:35.820] 那皈依法呢？就是令度过三有的沙漠，以及给予安稳啊，就称为皈依法。因为我们昨天我们讲的是正规司法嘛，那。那正规依是法，那这个法起什么作用呢？我们皈依法起什么作用呢？它就能够度过三有的沙漠啊。那个今天刚才我们讲到了，就是如果你认识到生命呢，就像沙漠一样。或是生命呢，就像苦海一样，那么皈依法呢，我们就可以渡月啊，就可以穿越，就可以过去，而且呢，能够获得安稳啊，能够获得安稳。啊，皈依法呢，当下就有安稳啊，然后证悟涅槃以后可以获得终极的安稳啊。这个是叫做法，</w:t>
-      </w:r>
-    </w:p>
-    <w:p>
-      <w:pPr>
-        <w:ind w:left="170"/>
-        <w:pBdr>
-          <w:left w:val="single" w:sz="18" w:space="4" w:color="1E4620"/>
-        </w:pBdr>
-        <w:shd w:val="clear" w:fill="F2F5FA"/>
-      </w:pPr>
-      <w:r>
-        <w:rPr>
-          <w:b w:val="0"/>
-        </w:rPr>
-        <w:t>[00:03:33.300] 皈依法。那么归依山呢，就是。我们少有所做，就给一点点那比如说布施啊，供养啊，恭敬的机会，就能够获得大果报。啊，这个就是归依生。啊，归依生的利益呢，就是能够获得大果报，所以称为是世间无上的福田。</w:t>
+        <w:t>[00:02:35.820] 那皈依法呢？就是令度过三有的沙漠，以及给予安稳啊，就称为皈依法。因为我们昨天我们讲的是正皈依法嘛，那。那正皈依是法，那这个法起什么作用呢？我们皈依法起什么作用呢？它就能够度过三有的沙漠啊。那个今天刚才我们讲到了，就是如果你认识到生命呢，就像沙漠一样。或是生命呢，就像苦海一样，那么皈依法呢，我们就可以渡月啊，就可以穿越，就可以过去，而且呢，能够获得安稳啊，能够获得安稳。啊，皈依法呢，当下就有安稳啊，然后证悟涅槃以后可以获得终极的安稳啊。这个是叫做法，</w:t>
+      </w:r>
+    </w:p>
+    <w:p>
+      <w:pPr>
+        <w:ind w:left="170"/>
+        <w:pBdr>
+          <w:left w:val="single" w:sz="18" w:space="4" w:color="1E4620"/>
+        </w:pBdr>
+        <w:shd w:val="clear" w:fill="F2F5FA"/>
+      </w:pPr>
+      <w:r>
+        <w:rPr>
+          <w:b w:val="0"/>
+        </w:rPr>
+        <w:t>[00:03:33.300] 皈依法。那么皈依僧呢，就是。我们少有所做，就给一点点那比如说布施啊，供养啊，恭敬的机会，就能够获得大果报。啊，这个就是皈依僧。啊，皈依僧的利益呢，就是能够获得大果报，所以称为是世间无上的福田。</w:t>
       </w:r>
     </w:p>
     <w:p>
@@ -5940,7 +5964,7 @@
         <w:rPr>
           <w:b w:val="0"/>
         </w:rPr>
-        <w:t>[00:07:14.320] 所以这个皈依呢，萨拉南啊，这个伽玛南啊，就是沙马沙拉南，伽嘛南。那是由该尽信该尊重的那个三宝而灭除烦恼，转起那个依附的形象或不由他人资源所生起的心啊。这个称为皈依啊。那前提呢，是因为你有尽信。那真正的净信是初果圣者，那还没有到真正的正信的时候呢，那我们要通过在法的实践里面获得尽信。啊，因为近信呢我们。这个这个尊重那个佛法僧三宝啊，尊重说佛法僧三宝干嘛呢？灭除我们的烦恼啊，那因为灭除烦恼呢，发现诶它真的是有用啊，有大利益啊，有大果报啊，我们讲到说佛陀讲说呃新的训练呢，有大利益有大果报。</w:t>
+        <w:t>[00:07:14.320] 所以这个皈依呢，萨拉南啊，这个伽玛南啊，就是沙马沙拉南，伽嘛南。那是由该净信该尊重的那个三宝而灭除烦恼，转起那个依附的形象或不由他人资源所生起的心啊。这个称为皈依啊。那前提呢，是因为你有净信。那真正的净信是初果圣者，那还没有到真正的正信的时候呢，那我们要通过在法的实践里面获得净信。啊，因为净信呢我们。这个这个尊重那个佛法僧三宝啊，尊重说佛法僧三宝干嘛呢？灭除我们的烦恼啊，那因为灭除烦恼呢，发现诶它真的是有用啊，有大利益啊，有大果报啊，我们讲到说佛陀讲说呃新的训练呢，有大利益有大果报。</w:t>
       </w:r>
     </w:p>
     <w:p>
@@ -6094,7 +6118,7 @@
         <w:rPr>
           <w:b w:val="0"/>
         </w:rPr>
-        <w:t>[00:09:07.720] 十种功德，这个是佛陀自己宣称的啊。就佛陀说，一切诸佛都有这十种功德啊，就是他是阿拉汉。是政治觉者，明心具足，善逝世间，解无上士，调御丈夫，天人导师，佛陀世尊那。阿拉汉呢，有五种功德呢。啊，一个呢是远离烦恼，第二个是破烦恼贼啊，第三呢，是断了轮回的福，第四呢，是应受人天供养，第五呢，是没有秘密的恶，我们前面已经讲过啊。第二个呢，政治觉者啊，就是等正觉，他就是自己。自己证悟的四圣谛啊，没有其他的老师。</w:t>
+        <w:t>[00:09:07.720] 十种功德，这个是佛陀自己宣称的啊。就佛陀说，一切诸佛都有这十种功德啊，就是他是阿拉汉。是正自觉者，明行具足，善逝世间，解无上士，调御丈夫，天人导师，佛陀世尊那。阿拉汉呢，有五种功德呢。啊，一个呢是远离烦恼，第二个是破烦恼贼啊，第三呢，是断了轮回的福，第四呢，是应受人天供养，第五呢，是没有秘密的恶，我们前面已经讲过啊。第二个呢，正自觉者啊，就是等正觉，他就是自己。自己证悟的四圣谛啊，没有其他的老师。</w:t>
       </w:r>
     </w:p>
     <w:p>
@@ -6259,7 +6283,7 @@
         <w:rPr>
           <w:b w:val="0"/>
         </w:rPr>
-        <w:t>[00:14:38.680] 不透啊，最后一个是世尊啊，世尊呢就八嘎娃啊，八嘎娃呢就是第一个是去一切的祥瑞啊，就是它是最世间最慈祥最吉祥的啊，这个最上等吉祥的啊。所以他是在世间最自在的啊，那各种福德具足的啊，他破坏了一切的危险啊。然后呢，这个这个所有的热闹烦恼都被破除了，他分别诸法啊，然后呢，这个而在这个这个涅槃中行持啊，这个是八个哇。好，那么这个，这个是佛陀的十种功德啊。</w:t>
+        <w:t>[00:14:38.680] 佛陀啊，最后一个是世尊啊，世尊呢就八嘎娃啊，八嘎娃呢就是第一个是去一切的祥瑞啊，就是它是最世间最慈祥最吉祥的啊，这个最上等吉祥的啊。所以他是在世间最自在的啊，那各种福德具足的啊，他破坏了一切的危险啊。然后呢，这个这个所有的热闹烦恼都被破除了，他分别诸法啊，然后呢，这个而在这个这个涅槃中行持啊，这个是八个哇。好，那么这个，这个是佛陀的十种功德啊。</w:t>
       </w:r>
     </w:p>
     <w:p>
@@ -6379,7 +6403,7 @@
         <w:rPr>
           <w:b w:val="0"/>
         </w:rPr>
-        <w:t>[00:18:46.170] 同时呢，对于这个佛陀的法呢，能够很清晰的学习啊啊，那就多修八高啊世尊呢啊，那这个就是佛陀为什么要皈依佛呢？啊，佛陀有这么多的功德啊，我们这个想学习的想实践的想提升的啊，佛陀的功德里面都有，我们去看呢。那第二个呢，就是法。刚才讲说正规依是法，那正规法呢？法呢，通过法的修学呢，我们可以度越三有的沙漠是终极的角度上来讲。当然，这个当下呢，就是我们皈依法就能让我们远离痛苦啊，就可以超越我们的这种对现实的这种不满。那。</w:t>
+        <w:t>[00:18:46.170] 同时呢，对于这个佛陀的法呢，能够很清晰的学习啊啊，那就多修八高啊世尊呢啊，那这个就是佛陀为什么要皈依佛呢？啊，佛陀有这么多的功德啊，我们这个想学习的想实践的想提升的啊，佛陀的功德里面都有，我们去看呢。那第二个呢，就是法。刚才讲说正皈依是法，那正规法呢？法呢，通过法的修学呢，我们可以度越三有的沙漠是终极的角度上来讲。当然，这个当下呢，就是我们皈依法就能让我们远离痛苦啊，就可以超越我们的这种对现实的这种不满。那。</w:t>
       </w:r>
     </w:p>
     <w:p>
@@ -6605,7 +6629,7 @@
         <w:rPr>
           <w:b w:val="0"/>
         </w:rPr>
-        <w:t>[00:23:48.490] 所以那如果如果你是一式，你证得蔬果了，你要去检查你的道果树形有没有这样的心路升起来，然后每一个这个这个这个这个道果书行里面的每一个心啊，它有什么样的心所素字你就能看得很清楚啊。比如道心只升起一个啊，道星之后呢，所对于大会的就三个国星中会呢就有两个国星啊。那现在有大会的人很少了，一般就两个果星，所以呢，前面它就是一个变作进行随顺种性种信心的时候，就应取涅槃为目标。啊，那么从种线开始，道心果心啊，这四个心它是全力盘为目标啊。好，</w:t>
+        <w:t>[00:23:48.490] 所以那如果如果你是一式，你证得蔬果了，你要去检查你的道果速行有没有这样的心路升起来，然后每一个这个这个这个这个道果速行里面的每一个心啊，它有什么样的心所素字你就能看得很清楚啊。比如道心只升起一个啊，道星之后呢，所对于大会的就三个国星中会呢就有两个国星啊。那现在有大会的人很少了，一般就两个果星，所以呢，前面它就是一个变作进行随顺种性种信心的时候，就应取涅槃为目标。啊，那么从种线开始，道心果心啊，这四个心它是全力盘为目标啊。好，</w:t>
       </w:r>
     </w:p>
     <w:p>
@@ -7469,22 +7493,22 @@
         <w:rPr>
           <w:b w:val="0"/>
         </w:rPr>
-        <w:t>[00:46:31.270] 本德啊，这个我皈依世尊之法，愿世尊一持我为在家的啊，这个五婆萨嘎哈就是优婆塞好那。那有些呢，就像这个玛哈嘎萨巴，就我们大迦舍大迦叶尊者啊，啊，就是世尊啊，世尊是我的导师，我是世尊的弟子啊，当然，你可以这样来皈依。啊。那或者呢，有像像这个放售啊，这个他的说啊，如我们经文里面经常讲说哦佛陀呢，就像这个这个啊这个啊这个。他就啊，就是他皈依的时候呢，</w:t>
-      </w:r>
-    </w:p>
-    <w:p>
-      <w:pPr>
-        <w:ind w:left="170"/>
-        <w:pBdr>
-          <w:left w:val="single" w:sz="18" w:space="4" w:color="1E4620"/>
-        </w:pBdr>
-        <w:shd w:val="clear" w:fill="F2F5FA"/>
-      </w:pPr>
-      <w:r>
-        <w:rPr>
-          <w:b w:val="0"/>
-        </w:rPr>
-        <w:t>[00:47:17.700] 像婆罗门哈那样的皈依呢，他从座上而起啊，偏袒右肩，然后向世尊合掌啊，自己说出说，我礼敬世尊阿拉汉政治觉者，礼敬世尊阿拉汉政治觉者，礼敬世尊阿拉汉政治觉者啊，这也是一种皈依啊。</w:t>
+        <w:t>[00:46:31.270] 本德啊，这个我皈依世尊之法，愿世尊一持我为在家的啊，这个五婆萨嘎哈就是优婆塞好那。那有些呢，就像这个玛哈迦叶，就我们大迦舍大迦叶尊者啊，啊，就是世尊啊，世尊是我的导师，我是世尊的弟子啊，当然，你可以这样来皈依。啊。那或者呢，有像像这个放售啊，这个他的说啊，如我们经文里面经常讲说哦佛陀呢，就像这个这个啊这个啊这个。他就啊，就是他皈依的时候呢，</w:t>
+      </w:r>
+    </w:p>
+    <w:p>
+      <w:pPr>
+        <w:ind w:left="170"/>
+        <w:pBdr>
+          <w:left w:val="single" w:sz="18" w:space="4" w:color="1E4620"/>
+        </w:pBdr>
+        <w:shd w:val="clear" w:fill="F2F5FA"/>
+      </w:pPr>
+      <w:r>
+        <w:rPr>
+          <w:b w:val="0"/>
+        </w:rPr>
+        <w:t>[00:47:17.700] 像婆罗门哈那样的皈依呢，他从座上而起啊，偏袒右肩，然后向世尊合掌啊，自己说出说，我礼敬世尊阿拉汉正自觉者，礼敬世尊阿拉汉正自觉者，礼敬世尊阿拉汉正自觉者啊，这也是一种皈依啊。</w:t>
       </w:r>
     </w:p>
     <w:p>
@@ -8197,7 +8221,7 @@
         <w:rPr>
           <w:b w:val="0"/>
         </w:rPr>
-        <w:t>[01:06:31.460] 说皈依了萨拉那呢，他就是杀害部位。啊，你内心有很多的恐怖啊，很多的部位，那你萨拉嘎米不萨拉嘎米，那你就把他杀了。就把那个恐怖杀了啊，</w:t>
+        <w:t>[01:06:31.460] 说皈依了萨拉那呢，他就是杀害怖畏。啊，你内心有很多的恐怖啊，很多的怖畏，那你萨拉嘎米不萨拉嘎米，那你就把他杀了。就把那个恐怖杀了啊，</w:t>
       </w:r>
     </w:p>
     <w:p>
@@ -8227,7 +8251,7 @@
         <w:rPr>
           <w:b w:val="0"/>
         </w:rPr>
-        <w:t>[01:07:39.725] 所以很多人说，哎呀，我临终的时候怎么办啊？想佛陀怎么办？对，你敢想？佛陀啊，你只有对法有信心，真的有皈依心啊，你就无所不为，我们讲说，悬崖可以杀手啊。啊，你明知道现在会死了，换掉没关系，你就想不贪在啦，那个加密了啊，我们就一定去上去了。啊对好，那么这个就是我们讲三归一的这个内容哈，就是简易的跟大家做一个啊分享呢啊。好，那今天呢，我们就学习到这里。</w:t>
+        <w:t>[01:07:39.725] 所以很多人说，哎呀，我临终的时候怎么办啊？想佛陀怎么办？对，你敢想？佛陀啊，你只有对法有信心，真的有皈依心啊，你就无所不为，我们讲说，悬崖可以杀手啊。啊，你明知道现在会死了，换掉没关系，你就想不贪在啦，那个加密了啊，我们就一定去上去了。啊对好，那么这个就是我们讲三皈依的这个内容哈，就是简易的跟大家做一个啊分享呢啊。好，那今天呢，我们就学习到这里。</w:t>
       </w:r>
     </w:p>
     <w:p>
@@ -9379,7 +9403,7 @@
         <w:rPr>
           <w:b w:val="0"/>
         </w:rPr>
-        <w:t>[00:00:00.160] 学一个禅法呢，我们学一个不净观，我们叫不净随念。好，那过去呢，我们翻译成不净观。那这个不净呢，它其实呢，是有好多种不净啊。首先呢，它有止禅的不净，还有观长的不净。那么子禅的不净呢，就是你要通过这个不净的东西成就定力的哦。那么涉及的不净呢，就有我们生分的不净，有三色生分，它是不净的好。再一个呢，就是九种坟禅的不净啊，就是尸体的那个不净好那。那今天的时间呢，我们就是先学一个。啊，尸体的不见。然后根据这个尸体的不局呢，我们再修一个死水链好。那这个不净随念的，</w:t>
+        <w:t>[00:00:00.160] 学一个禅法呢，我们学一个不净观，我们叫不净随念。好，那过去呢，我们翻译成不净观。那这个不净呢，它其实呢，是有好多种不净啊。首先呢，它有止禅的不净，还有观长的不净。那么子禅的不净呢，就是你要通过这个不净的东西成就定力的哦。那么涉及的不净呢，就有我们生分的不净，有三十二身分，它是不净的好。再一个呢，就是九种坟禅的不净啊，就是尸体的那个不净好那。那今天的时间呢，我们就是先学一个。啊，尸体的不见。然后根据这个尸体的不局呢，我们再修一个死随念好。那这个不净随念的，</w:t>
       </w:r>
     </w:p>
     <w:p>
@@ -9409,7 +9433,7 @@
         <w:rPr>
           <w:b w:val="0"/>
         </w:rPr>
-        <w:t>[00:01:40.180] 那如果我们以这个尸体修复剂呢，我们可以培养到出产。他可以备案照畜产，对于尸体的不敬可以培养照畜产啊。那么，如果是你培养这个尸体的出场，你会觉得那个尸体就已经变胖了和浮起来了，然后其实蛮可爱的，你不然出产起不来，因为你会欢喜啊，对尸体修的修会起欢喜啊啊，那么修不净呢，它就会不大一样。</w:t>
+        <w:t>[00:01:40.180] 那如果我们以这个尸体修复剂呢，我们可以培养到初禅。他可以证得初禅，对于尸体的不净可以培养初禅啊。那么，如果是你培养这个尸体的初禅，你会觉得那个尸体就已经变胖了和浮起来了，然后其实蛮可爱的，你不然初禅起不来，因为你会欢喜啊，对尸体修的修会起欢喜啊啊，那么修不净呢，它就会不大一样。</w:t>
       </w:r>
     </w:p>
     <w:p>
@@ -9454,22 +9478,22 @@
         <w:rPr>
           <w:b w:val="0"/>
         </w:rPr>
-        <w:t>[00:04:10.920] 啊，尸体都是可验的，都是不净的啊。所以那里取到那些尸体，当那具尸体明显的时候。啊，你可能会觉得这个你以前见过的尸体呢，只看到它的一部分。啊，但是重要呢，要看到他的脸部或者他身体的一些颜色。好，那你注意，这个尸体呢，它是不净的，它是可厌的。啊，可见就是不喜欢啊。啊，你说一说不去。不仅。可见。可见。实体不经。不行。</w:t>
-      </w:r>
-    </w:p>
-    <w:p>
-      <w:pPr>
-        <w:ind w:left="170"/>
-        <w:pBdr>
-          <w:left w:val="single" w:sz="18" w:space="4" w:color="1E4620"/>
-        </w:pBdr>
-        <w:shd w:val="clear" w:fill="F2F5FA"/>
-      </w:pPr>
-      <w:r>
-        <w:rPr>
-          <w:b w:val="0"/>
-        </w:rPr>
-        <w:t>[00:05:14.280] 所有的生命。都有这种尸体的属性。所有生命死掉以后，都呈现为这种死体的状态。但是。不可写的。它是可见的。它是补精的。不亲。不听。正常来说，你取到的就是取，只要多一条，不近不近不近。或者可厌可厌可厌，你许其中一种，或者你按你自己的一种体会的某一句话，你这样作揖，作揖作意啊。他的定力就会慢慢升起来，那就是一具尸体。所以，套请。嗯，不用，</w:t>
+        <w:t>[00:04:10.920] 啊，尸体都是可厌的，都是不净的啊。所以那里取到那些尸体，当那具尸体明显的时候。啊，你可能会觉得这个你以前见过的尸体呢，只看到它的一部分。啊，但是重要呢，要看到他的脸部或者他身体的一些颜色。好，那你注意，这个尸体呢，它是不净的，它是可厌的。啊，可见就是不喜欢啊。啊，你说一说不去。不仅。可见。可见。实体不经。不行。</w:t>
+      </w:r>
+    </w:p>
+    <w:p>
+      <w:pPr>
+        <w:ind w:left="170"/>
+        <w:pBdr>
+          <w:left w:val="single" w:sz="18" w:space="4" w:color="1E4620"/>
+        </w:pBdr>
+        <w:shd w:val="clear" w:fill="F2F5FA"/>
+      </w:pPr>
+      <w:r>
+        <w:rPr>
+          <w:b w:val="0"/>
+        </w:rPr>
+        <w:t>[00:05:14.280] 所有的生命。都有这种尸体的属性。所有生命死掉以后，都呈现为这种死体的状态。但是。不可喜的。它是可见的。它是可厌的。不亲。不听。正常来说，你取到的就是取，只要多一条，不近不近不近。或者可厌可厌可厌，你许其中一种，或者你按你自己的一种体会的某一句话，你这样作揖，作揖作意啊。他的定力就会慢慢升起来，那就是一具尸体。所以，套请。嗯，不用，</w:t>
       </w:r>
     </w:p>
     <w:p>
@@ -9499,37 +9523,37 @@
         <w:rPr>
           <w:b w:val="0"/>
         </w:rPr>
-        <w:t>[00:06:38.320] 按照阿毗达摩的观点呢，就死亡心升起的下一个刹那，学生心就立即升起啊。他就已经这个尸体，就是十觉生者，他已经没有生命了。他已经新的生命已经产生了啊，</w:t>
-      </w:r>
-    </w:p>
-    <w:p>
-      <w:pPr>
-        <w:ind w:left="170"/>
-        <w:pBdr>
-          <w:left w:val="single" w:sz="18" w:space="4" w:color="1E4620"/>
-        </w:pBdr>
-        <w:shd w:val="clear" w:fill="F2F5FA"/>
-      </w:pPr>
-      <w:r>
-        <w:rPr>
-          <w:b w:val="0"/>
-        </w:rPr>
-        <w:t>[00:06:55.235] 我们不要去担心这个生死的尸体，什么里面还有什么恶鬼，恶鬼都在外面了，他不在这个尸体上面啊，这个尸体就是剩下一堆马上就会烂掉的。这个这个这个肉啊，就是它是可厌的，就一堆世界神色，它是可厌的可验的啊。</w:t>
-      </w:r>
-    </w:p>
-    <w:p>
-      <w:pPr>
-        <w:ind w:left="170"/>
-        <w:pBdr>
-          <w:left w:val="single" w:sz="18" w:space="4" w:color="1E4620"/>
-        </w:pBdr>
-        <w:shd w:val="clear" w:fill="F2F5FA"/>
-      </w:pPr>
-      <w:r>
-        <w:rPr>
-          <w:b w:val="0"/>
-        </w:rPr>
-        <w:t>[00:07:22.400] 啊，如果我们不断的以这种方式来去修它，所以它啊是一个实体，实体不净不净啊那如果你过去深修过呢，你很快就会入状态啊，然后呢，你可能证得出场。那如果你没有这个很快的形成啊，也没关系，我们就可以转修十十年，就看到这具尸体呢，你知道。</w:t>
+        <w:t>[00:06:38.320] 按照阿毗达摩的观点呢，就死亡心升起的下一个刹那，结生心就立即升起啊。他就已经这个尸体，就是已无命根的尸体，他已经没有生命了。他已经新的生命已经产生了啊，</w:t>
+      </w:r>
+    </w:p>
+    <w:p>
+      <w:pPr>
+        <w:ind w:left="170"/>
+        <w:pBdr>
+          <w:left w:val="single" w:sz="18" w:space="4" w:color="1E4620"/>
+        </w:pBdr>
+        <w:shd w:val="clear" w:fill="F2F5FA"/>
+      </w:pPr>
+      <w:r>
+        <w:rPr>
+          <w:b w:val="0"/>
+        </w:rPr>
+        <w:t>[00:06:55.235] 我们不要去担心这个生死的尸体，什么里面还有什么恶鬼，恶鬼都在外面了，他不在这个尸体上面啊，这个尸体就是剩下一堆马上就会烂掉的。这个这个这个肉啊，就是它是可厌的，就一堆时节生色，它是可厌的可厌的啊。</w:t>
+      </w:r>
+    </w:p>
+    <w:p>
+      <w:pPr>
+        <w:ind w:left="170"/>
+        <w:pBdr>
+          <w:left w:val="single" w:sz="18" w:space="4" w:color="1E4620"/>
+        </w:pBdr>
+        <w:shd w:val="clear" w:fill="F2F5FA"/>
+      </w:pPr>
+      <w:r>
+        <w:rPr>
+          <w:b w:val="0"/>
+        </w:rPr>
+        <w:t>[00:07:22.400] 啊，如果我们不断的以这种方式来去修它，所以它啊是一个实体，实体不净不净啊那如果你过去深修过呢，你很快就会入状态啊，然后呢，你可能证得初禅。那如果你没有这个很快的形成啊，也没关系，我们就可以转修十十年，就看到这具尸体呢，你知道。</w:t>
       </w:r>
     </w:p>
     <w:p>
@@ -12223,7 +12247,7 @@
         <w:rPr>
           <w:b w:val="0"/>
         </w:rPr>
-        <w:t>[00:55:17.640] 偶尔观察一下我们的胸腔或者是肩膀。有不少同学习惯于肩膀内扣。先把内裤呢，时间长了容易。胸部受压啊，呼吸不畅。啊影响我们正确的专注。这个时候我们知道。啊取一个肩膀。往前往上往后。胸部自然就会挺起来。嗯。调好以后。双肩啊，松开。以走往下坠的方式。就双肩坠肘啊，自然的。啊，舒展的把胸腔打开。再观察一下你的。腹部和腰部。啊，是不是骨盆后倾？啊，如果骨盆后倾呢，我们适当的往前调一点，只要不会有太大的压力。啊让这个腰部啊自然的。啊，挺拔，而且是松弛的。然后再回到入出席上。</w:t>
+        <w:t>[00:55:17.640] 偶尔观察一下我们的胸腔或者是肩膀。有不少同学习惯于肩膀内扣。先把内裤呢，时间长了容易。胸部受压啊，呼吸不畅。啊影响我们正确的专注。这个时候我们知道。啊取一个肩膀。往前往上往后。胸部自然就会挺起来。嗯。调好以后。双肩啊，松开。以走往下坠的方式。就双肩坠肘啊，自然的。啊，舒展的把胸腔打开。再观察一下你的。腹部和腰部。啊，是不是骨盆后倾？啊，如果骨盆后倾呢，我们适当的往前调一点，只要不会有太大的压力。啊让这个腰部啊自然的。啊，挺拔，而且是松弛的。然后再回到入出息上。</w:t>
       </w:r>
     </w:p>
     <w:p>

--- a/交付成果/第三轮修订版/第三轮4周版/读书会25_随念修习全系列（七随念与食厌想）_4周资料包（第三版修订）/Word版/第4周_不净随念·食厌想与从止转观_学员版.docx
+++ b/交付成果/第三轮修订版/第三轮4周版/读书会25_随念修习全系列（七随念与食厌想）_4周资料包（第三版修订）/Word版/第4周_不净随念·食厌想与从止转观_学员版.docx
@@ -1281,7 +1281,7 @@
         <w:rPr>
           <w:b w:val="0"/>
         </w:rPr>
-        <w:t>[00:01:50.480] 不净业处的时候呢，同样的，跟那个慈金禅一样的，就是同性只能观想同性的尸体哈。啊，女性长久者只能观想女性的尸体，男性长就者只能观想男性的尸体啊。嗯。呃。这个在清净道论里面，对于修习不净啊。这个业处的指示呢啊，它有两种啊，一种呢，就是你已经挣得了入住习练市场，或者白天第四场啊，那你可以借助禅那的力量啊力量来修习不净。啊，那你就很容易啊这个能够。啊，证得不净业处的初禅。那我们如果还没有正的啊采纳啊。啊，可以不进水面呢，纯粹是，所以来休息啊，护卫来用啊。啊。</w:t>
+        <w:t>[00:01:50.480] 不净业处的时候呢，同样的，跟那个慈金禅一样的，就是同性只能观想同性的尸体哈。啊，女性长久者只能观想女性的尸体，男性长就者只能观想男性的尸体啊。嗯。呃。这个在清净道论里面，对于修习不净啊。这个业处的指示呢啊，它有两种啊，一种呢，就是你已经挣得了入住习练禅那，或者白天第四场啊，那你可以借助禅那的力量啊力量来修习不净。啊，那你就很容易啊这个能够。啊，证得不净业处的初禅。那我们如果还没有正的啊采纳啊。啊，可以不进水面呢，纯粹是，所以来休息啊，护卫来用啊。啊。</w:t>
       </w:r>
     </w:p>
     <w:p>
@@ -9403,7 +9403,7 @@
         <w:rPr>
           <w:b w:val="0"/>
         </w:rPr>
-        <w:t>[00:00:00.160] 学一个禅法呢，我们学一个不净观，我们叫不净随念。好，那过去呢，我们翻译成不净观。那这个不净呢，它其实呢，是有好多种不净啊。首先呢，它有止禅的不净，还有观长的不净。那么子禅的不净呢，就是你要通过这个不净的东西成就定力的哦。那么涉及的不净呢，就有我们生分的不净，有三十二身分，它是不净的好。再一个呢，就是九种坟禅的不净啊，就是尸体的那个不净好那。那今天的时间呢，我们就是先学一个。啊，尸体的不见。然后根据这个尸体的不局呢，我们再修一个死随念好。那这个不净随念的，</w:t>
+        <w:t>[00:00:00.160] 学一个禅法呢，我们学一个不净观，我们叫不净随念。好，那过去呢，我们翻译成不净观。那这个不净呢，它其实呢，是有好多种不净啊。首先呢，它有止禅的不净，还有观长的不净。那么子禅的不净呢，就是你要通过这个不净的东西成就定力的哦。那么涉及的不净呢，就有我们生分的不净，有三十二身分，它是不净的好。再一个呢，就是九种坟禅的不净啊，就是尸体的那个不净好那。那今天的时间呢，我们就是先学一个。啊，尸体的不净。然后根据这个尸体的不净呢，我们再修一个死随念好。那这个不净随念的，</w:t>
       </w:r>
     </w:p>
     <w:p>

--- a/交付成果/第三轮修订版/第三轮4周版/读书会25_随念修习全系列（七随念与食厌想）_4周资料包（第三版修订）/Word版/第4周_不净随念·食厌想与从止转观_学员版.docx
+++ b/交付成果/第三轮修订版/第三轮4周版/读书会25_随念修习全系列（七随念与食厌想）_4周资料包（第三版修订）/Word版/第4周_不净随念·食厌想与从止转观_学员版.docx
@@ -1281,7 +1281,7 @@
         <w:rPr>
           <w:b w:val="0"/>
         </w:rPr>
-        <w:t>[00:01:50.480] 不净业处的时候呢，同样的，跟那个慈金禅一样的，就是同性只能观想同性的尸体哈。啊，女性长久者只能观想女性的尸体，男性长就者只能观想男性的尸体啊。嗯。呃。这个在清净道论里面，对于修习不净啊。这个业处的指示呢啊，它有两种啊，一种呢，就是你已经挣得了入住习练禅那，或者白天第四场啊，那你可以借助禅那的力量啊力量来修习不净。啊，那你就很容易啊这个能够。啊，证得不净业处的初禅。那我们如果还没有正的啊采纳啊。啊，可以不进水面呢，纯粹是，所以来休息啊，护卫来用啊。啊。</w:t>
+        <w:t>[00:01:50.480] 不净业处的时候呢，同样的，跟那个慈金禅一样的，就是同性只能观想同性的尸体哈。啊，女性长久者只能观想女性的尸体，男性长就者只能观想男性的尸体啊。嗯。呃。这个在清净道论里面，对于修习不净啊。这个业处的指示呢啊，它有两种啊，一种呢，就是你已经证得了入出息（念）禅那，或者白遍第四禅啊，那你可以借助禅那的力量啊力量来修习不净。啊，那你就很容易啊这个能够。啊，证得不净业处的初禅。那我们如果还没有正的啊采纳啊。啊，可以不进水面呢，纯粹是，所以来休息啊，护卫来用啊。啊。</w:t>
       </w:r>
     </w:p>
     <w:p>
@@ -1371,7 +1371,7 @@
         <w:rPr>
           <w:b w:val="0"/>
         </w:rPr>
-        <w:t>[00:06:51.525] 就同样呢，当我们专注于尸体的不净而达到静情定的这个阶段的时候呢，不净的尸体的这个像啊啊就会暂时变得。好看起来啊，那由于定力的力量呢，所以啊，喜和乐的残枝啊啊，它就会升起啊。所以他就会真的出场。那，那对于我们修这个不净随念作为护卫业处来看呢，</w:t>
+        <w:t>[00:06:51.525] 就同样呢，当我们专注于尸体的不净而达到静情定的这个阶段的时候呢，不净的尸体的这个像啊啊就会暂时变得。好看起来啊，那由于定力的力量呢，所以啊，喜和乐的禅支就会生起，所以他就会证得初禅。那，那对于我们修这个不净随念作为护卫业处来看呢，</w:t>
       </w:r>
     </w:p>
     <w:p>
@@ -1767,7 +1767,7 @@
         <w:rPr>
           <w:b w:val="0"/>
         </w:rPr>
-        <w:t>[00:23:13.800] 第八个是刹那短促而念死。就是。我们的色法的命根呢，其实它只有十七个，性质差了。好，那我们的民法的寿命就更短，它只有一个刹那，一个形式刹那。啊，所以其实我们的生命在名色刹那刹那的生灭当中，它就是极其的短促啊。</w:t>
+        <w:t>[00:23:13.800] 第八个是刹那短促而念死。就是。我们的色法的命根呢，其实它只有十七个心识刹那。好，那我们的民法的寿命就更短，它只有一个刹那，一个形式刹那。啊，所以其实我们的生命在名色刹那刹那的生灭当中，它就是极其的短促啊。</w:t>
       </w:r>
     </w:p>
     <w:p>
@@ -1797,22 +1797,22 @@
         <w:rPr>
           <w:b w:val="0"/>
         </w:rPr>
-        <w:t>[00:24:29.355] 我们讲过，修炼时谁炼了它有很多功德啊。啊，但是呢，你迟早都会死，你会。一定跟这个实体没有差别啊。啊，清清道德经讲说，他以智将自身跟这个尸体做比较。若我生亦有如此不敬的信啊，必当如此。无法超越，此不见。所以因此呢，到了这个时候呢，你就把那具尸体呢，变成你啊，变成你自己的尸体。啊，就像你一个旁观的一个人看着你自己的尸体一样。啊，这是你的尸体，我肯定会死。死亡是必然的，我无法逃脱死亡。电尸体的不均肯定会发生。我也无法避免像如此的不敬。</w:t>
-      </w:r>
-    </w:p>
-    <w:p>
-      <w:pPr>
-        <w:ind w:left="170"/>
-        <w:pBdr>
-          <w:left w:val="single" w:sz="18" w:space="4" w:color="1E4620"/>
-        </w:pBdr>
-        <w:shd w:val="clear" w:fill="F2F5FA"/>
-      </w:pPr>
-      <w:r>
-        <w:rPr>
-          <w:b w:val="0"/>
-        </w:rPr>
-        <w:t>[00:25:22.840] 啊，有些人如果过去你修过啊冯禅观啊。啊那种焚坛的九种这种焚坛像就会呈现出来。啊，那没关系，你就是质疑他是死啊，然后默念啊，我的死亡是必然的，我的生命是确实不确定的。我的生命的终点是死亡。啊，然后我们专注于自己的不净的尸体啊。啊，所以他会死。鹅鹅啊。啊。啊，</w:t>
+        <w:t>[00:24:29.355] 我们讲过，修炼时谁炼了它有很多功德啊。啊，但是呢，你迟早都会死，你会。一定跟这个实体没有差别啊。啊，《清净道论》讲说：他以智将自身跟这个尸体做比较。若我生亦有如此不敬的信啊，必当如此。无法超越，此不见。所以因此呢，到了这个时候呢，你就把那具尸体呢，变成你啊，变成你自己的尸体。啊，就像你一个旁观的一个人看着你自己的尸体一样。啊，这是你的尸体，我肯定会死。死亡是必然的，我无法逃脱死亡。电尸体的不均肯定会发生。我也无法避免像如此的不敬。</w:t>
+      </w:r>
+    </w:p>
+    <w:p>
+      <w:pPr>
+        <w:ind w:left="170"/>
+        <w:pBdr>
+          <w:left w:val="single" w:sz="18" w:space="4" w:color="1E4620"/>
+        </w:pBdr>
+        <w:shd w:val="clear" w:fill="F2F5FA"/>
+      </w:pPr>
+      <w:r>
+        <w:rPr>
+          <w:b w:val="0"/>
+        </w:rPr>
+        <w:t>[00:25:22.840] 啊，有些人如果过去你修过坟场观啊，那种坟场的九种坟场像就会呈现出来。啊，那没关系，你就是质疑他是死啊，然后默念啊，我的死亡是必然的，我的生命是确实不确定的。我的生命的终点是死亡。啊，然后我们专注于自己的不净的尸体啊。啊，所以他会死。鹅鹅啊。啊。啊，</w:t>
       </w:r>
     </w:p>
     <w:p>
@@ -1857,7 +1857,7 @@
         <w:rPr>
           <w:b w:val="0"/>
         </w:rPr>
-        <w:t>[00:26:58.700] 啊，第四个呢，经常练习呢，你不会储藏啊？今天买一些，明天买一堆啊，放在仓库里，放在衣柜里啊，这都不用啊。第五个呢，就是对于我们四种资具啊啊会离啊天命啊和够染。你不会吝啬啊，不会舍不得，不会老是贪着它。嗯。</w:t>
+        <w:t>[00:26:58.700] 啊，第四个呢，经常练习呢，你不会储藏啊？今天买一些，明天买一堆啊，放在仓库里，放在衣柜里啊，这都不用啊。第五个呢，就是对于我们四种资具，会远离贪爱和垢染。你不会吝啬啊，不会舍不得，不会老是贪着它。嗯。</w:t>
       </w:r>
     </w:p>
     <w:p>
@@ -5874,7 +5874,7 @@
         <w:rPr>
           <w:b w:val="0"/>
         </w:rPr>
-        <w:t>[00:03:58.400] 啊对，那么这个生呢，是指圣贤生啊。四方八倍的胜者胜啊，那那但是呢，如果我们并不是这个知道某一个人是是不是是不是圣者，但是我们知道这个僧团他是从佛陀。啊，这个辗转传承下来，他的这个清净的法和律。它没有变化。啊，那他这个这个这个还是啊，坚守着啊，佛陀的原始的教法和他的这个戒律的行持啊，那么这样的僧团呢，就等同于跟佛陀的时代的僧团它是有相续的。啊，都是属于这个佛陀的圣弟子僧团的延续啊，就是同一个僧团的意思啊。所以供养这样的僧团呢，就会有大果报啊，就是说是世间无上的福田。</w:t>
+        <w:t>[00:03:58.400] 啊对，那么这个僧呢，是指圣贤僧啊。四双八辈的圣者僧，那那但是呢，如果我们并不是这个知道某一个人是是不是是不是圣者，但是我们知道这个僧团他是从佛陀。啊，这个辗转传承下来，他的这个清净的法和律。它没有变化。啊，那他这个这个这个还是啊，坚守着啊，佛陀的原始的教法和他的这个戒律的行持啊，那么这样的僧团呢，就等同于跟佛陀的时代的僧团它是有相续的。啊，都是属于这个佛陀的圣弟子僧团的延续啊，就是同一个僧团的意思啊。所以供养这样的僧团呢，就会有大果报啊，就是说是世间无上的福田。</w:t>
       </w:r>
     </w:p>
     <w:p>
@@ -6133,7 +6133,7 @@
         <w:rPr>
           <w:b w:val="0"/>
         </w:rPr>
-        <w:t>[00:09:54.040] 明星剧组呢，加了南啊，上班喽，那回家加了南上班喽。它就分成名和形。明呢，就是有三明和八名。三明呢，就是速度水量明、有情生死明和漏尽明。那这个这个八名呢，是指各种六种神通，再加上双层变质啊，这个这个一手成变质啊，称为叫八名。形呢，就是有十五种形哈。啊十五种形呢就是啊戒了守护根门呢，啊饮食之节量呢，啊修习景物了啊然后是七妙法啊。这个信念，惭慧多闻舍慧啊，这个是七妙法。</w:t>
+        <w:t>[00:09:54.040] 明星剧组呢，加了南啊，上班喽，那回家加了南上班喽。它就分成名和形。明呢，就是有三明和八名。三明呢，就是宿住随念明（宿命明）、有情生死明（天眼明）和漏尽明。那这个这个八名呢，是指各种六种神通，再加上双层变质啊，这个这个一手成变质啊，称为叫八名。形呢，就是有十五种形哈。啊十五种形呢就是啊戒了守护根门呢，啊饮食之节量呢，啊修习景物了啊然后是七妙法啊。信、念、惭、愧、多闻、舍、慧，这是七妙法。</w:t>
       </w:r>
     </w:p>
     <w:p>
@@ -6193,7 +6193,7 @@
         <w:rPr>
           <w:b w:val="0"/>
         </w:rPr>
-        <w:t>[00:11:54.080] 啊，有情世间呢，就讲三十一界的生命界啊，那空间世界呢，讲这个轮回界，那个轮回界啊，有很多的这个空间世界或者称为叫器世界啊，你称为叫器事件，就是物理上面的空间事件。那佛陀呢，最主要教导的是这个行事间。就是我们这个五蕴身心是一个什么样的运作方式啊，他是最了解的。</w:t>
+        <w:t>[00:11:54.080] 啊，有情世间呢，就讲三十一界的生命界啊，那空间世界呢，讲这个轮回界，那个轮回界啊，有很多的这个空间世界或者称为叫器世界啊，你称为叫器世间，就是物理上面的器世间。那佛陀呢，最主要教导的是这个行事间。就是我们这个五蕴身心是一个什么样的运作方式啊，他是最了解的。</w:t>
       </w:r>
     </w:p>
     <w:p>
